--- a/інтернет-програмування/Драч_ЛР№7_Звіт.docx
+++ b/інтернет-програмування/Драч_ЛР№7_Звіт.docx
@@ -4691,7 +4691,6 @@
         </w:rPr>
         <w:t xml:space="preserve">    </w:t>
       </w:r>
-      <w:proofErr w:type="gramStart"/>
       <w:r>
         <w:rPr>
           <w:rFonts w:ascii="Consolas" w:eastAsia="Times New Roman" w:hAnsi="Consolas" w:cs="Times New Roman"/>
@@ -4712,7 +4711,6 @@
         </w:rPr>
         <w:t>?:</w:t>
       </w:r>
-      <w:proofErr w:type="gramEnd"/>
       <w:r>
         <w:rPr>
           <w:rFonts w:ascii="Consolas" w:eastAsia="Times New Roman" w:hAnsi="Consolas" w:cs="Times New Roman"/>
@@ -18548,6 +18546,14 @@
           <w:lang w:val="uk-UA"/>
         </w:rPr>
       </w:pPr>
+      <w:r>
+        <w:rPr>
+          <w:sz w:val="28"/>
+          <w:szCs w:val="28"/>
+          <w:lang w:val="uk-UA"/>
+        </w:rPr>
+        <w:t>Тестування:</w:t>
+      </w:r>
     </w:p>
     <w:p>
       <w:pPr>
@@ -18558,6 +18564,22 @@
           <w:lang w:val="en-US"/>
         </w:rPr>
       </w:pPr>
+      <w:r>
+        <w:rPr>
+          <w:sz w:val="28"/>
+          <w:szCs w:val="28"/>
+          <w:lang w:val="uk-UA"/>
+        </w:rPr>
+        <w:t xml:space="preserve">Перевірка </w:t>
+      </w:r>
+      <w:r>
+        <w:rPr>
+          <w:sz w:val="28"/>
+          <w:szCs w:val="28"/>
+          <w:lang w:val="en-US"/>
+        </w:rPr>
+        <w:t>GET:</w:t>
+      </w:r>
     </w:p>
     <w:p>
       <w:pPr>
@@ -18566,6 +18588,766 @@
           <w:sz w:val="28"/>
           <w:szCs w:val="28"/>
           <w:lang w:val="en-US"/>
+        </w:rPr>
+      </w:pPr>
+      <w:r>
+        <w:rPr>
+          <w:noProof/>
+        </w:rPr>
+        <w:drawing>
+          <wp:inline distT="0" distB="0" distL="0" distR="0" wp14:anchorId="45BB6FA0" wp14:editId="4BF5F0C4">
+            <wp:extent cx="6645910" cy="1151890"/>
+            <wp:effectExtent l="0" t="0" r="2540" b="0"/>
+            <wp:docPr id="9" name="Рисунок 9"/>
+            <wp:cNvGraphicFramePr>
+              <a:graphicFrameLocks xmlns:a="http://schemas.openxmlformats.org/drawingml/2006/main" noChangeAspect="1"/>
+            </wp:cNvGraphicFramePr>
+            <a:graphic xmlns:a="http://schemas.openxmlformats.org/drawingml/2006/main">
+              <a:graphicData uri="http://schemas.openxmlformats.org/drawingml/2006/picture">
+                <pic:pic xmlns:pic="http://schemas.openxmlformats.org/drawingml/2006/picture">
+                  <pic:nvPicPr>
+                    <pic:cNvPr id="1" name=""/>
+                    <pic:cNvPicPr/>
+                  </pic:nvPicPr>
+                  <pic:blipFill>
+                    <a:blip r:embed="rId11"/>
+                    <a:stretch>
+                      <a:fillRect/>
+                    </a:stretch>
+                  </pic:blipFill>
+                  <pic:spPr>
+                    <a:xfrm>
+                      <a:off x="0" y="0"/>
+                      <a:ext cx="6645910" cy="1151890"/>
+                    </a:xfrm>
+                    <a:prstGeom prst="rect">
+                      <a:avLst/>
+                    </a:prstGeom>
+                  </pic:spPr>
+                </pic:pic>
+              </a:graphicData>
+            </a:graphic>
+          </wp:inline>
+        </w:drawing>
+      </w:r>
+    </w:p>
+    <w:p>
+      <w:pPr>
+        <w:spacing w:after="0"/>
+        <w:rPr>
+          <w:sz w:val="28"/>
+          <w:szCs w:val="28"/>
+          <w:lang w:val="uk-UA"/>
+        </w:rPr>
+      </w:pPr>
+      <w:r>
+        <w:rPr>
+          <w:sz w:val="28"/>
+          <w:szCs w:val="28"/>
+          <w:lang w:val="uk-UA"/>
+        </w:rPr>
+        <w:t xml:space="preserve">Перевірка </w:t>
+      </w:r>
+      <w:r>
+        <w:rPr>
+          <w:sz w:val="28"/>
+          <w:szCs w:val="28"/>
+          <w:lang w:val="en-US"/>
+        </w:rPr>
+        <w:t>POST</w:t>
+      </w:r>
+      <w:r>
+        <w:rPr>
+          <w:sz w:val="28"/>
+          <w:szCs w:val="28"/>
+          <w:lang w:val="uk-UA"/>
+        </w:rPr>
+        <w:t>:</w:t>
+      </w:r>
+    </w:p>
+    <w:p>
+      <w:pPr>
+        <w:spacing w:after="0"/>
+        <w:rPr>
+          <w:sz w:val="28"/>
+          <w:szCs w:val="28"/>
+        </w:rPr>
+      </w:pPr>
+      <w:r>
+        <w:rPr>
+          <w:noProof/>
+        </w:rPr>
+        <w:drawing>
+          <wp:inline distT="0" distB="0" distL="0" distR="0" wp14:anchorId="30C97681" wp14:editId="1F3C4018">
+            <wp:extent cx="6645910" cy="2602865"/>
+            <wp:effectExtent l="0" t="0" r="2540" b="6985"/>
+            <wp:docPr id="8" name="Рисунок 8"/>
+            <wp:cNvGraphicFramePr>
+              <a:graphicFrameLocks xmlns:a="http://schemas.openxmlformats.org/drawingml/2006/main" noChangeAspect="1"/>
+            </wp:cNvGraphicFramePr>
+            <a:graphic xmlns:a="http://schemas.openxmlformats.org/drawingml/2006/main">
+              <a:graphicData uri="http://schemas.openxmlformats.org/drawingml/2006/picture">
+                <pic:pic xmlns:pic="http://schemas.openxmlformats.org/drawingml/2006/picture">
+                  <pic:nvPicPr>
+                    <pic:cNvPr id="1" name=""/>
+                    <pic:cNvPicPr/>
+                  </pic:nvPicPr>
+                  <pic:blipFill>
+                    <a:blip r:embed="rId12"/>
+                    <a:stretch>
+                      <a:fillRect/>
+                    </a:stretch>
+                  </pic:blipFill>
+                  <pic:spPr>
+                    <a:xfrm>
+                      <a:off x="0" y="0"/>
+                      <a:ext cx="6645910" cy="2602865"/>
+                    </a:xfrm>
+                    <a:prstGeom prst="rect">
+                      <a:avLst/>
+                    </a:prstGeom>
+                  </pic:spPr>
+                </pic:pic>
+              </a:graphicData>
+            </a:graphic>
+          </wp:inline>
+        </w:drawing>
+      </w:r>
+    </w:p>
+    <w:p>
+      <w:pPr>
+        <w:rPr>
+          <w:sz w:val="28"/>
+          <w:szCs w:val="28"/>
+          <w:lang w:val="uk-UA"/>
+        </w:rPr>
+      </w:pPr>
+      <w:r>
+        <w:rPr>
+          <w:sz w:val="28"/>
+          <w:szCs w:val="28"/>
+          <w:lang w:val="uk-UA"/>
+        </w:rPr>
+        <w:br w:type="page"/>
+      </w:r>
+    </w:p>
+    <w:p>
+      <w:pPr>
+        <w:spacing w:after="0"/>
+        <w:rPr>
+          <w:sz w:val="28"/>
+          <w:szCs w:val="28"/>
+          <w:lang w:val="uk-UA"/>
+        </w:rPr>
+      </w:pPr>
+      <w:r>
+        <w:rPr>
+          <w:sz w:val="28"/>
+          <w:szCs w:val="28"/>
+          <w:lang w:val="uk-UA"/>
+        </w:rPr>
+        <w:lastRenderedPageBreak/>
+        <w:t xml:space="preserve">Перевірка </w:t>
+      </w:r>
+      <w:proofErr w:type="spellStart"/>
+      <w:r>
+        <w:rPr>
+          <w:sz w:val="28"/>
+          <w:szCs w:val="28"/>
+          <w:lang w:val="uk-UA"/>
+        </w:rPr>
+        <w:t>валідації</w:t>
+      </w:r>
+      <w:proofErr w:type="spellEnd"/>
+      <w:r>
+        <w:rPr>
+          <w:sz w:val="28"/>
+          <w:szCs w:val="28"/>
+          <w:lang w:val="uk-UA"/>
+        </w:rPr>
+        <w:t>:</w:t>
+      </w:r>
+    </w:p>
+    <w:p>
+      <w:pPr>
+        <w:spacing w:after="0"/>
+        <w:rPr>
+          <w:sz w:val="28"/>
+          <w:szCs w:val="28"/>
+        </w:rPr>
+      </w:pPr>
+      <w:r>
+        <w:rPr>
+          <w:noProof/>
+        </w:rPr>
+        <w:drawing>
+          <wp:inline distT="0" distB="0" distL="0" distR="0" wp14:anchorId="6EB1F202" wp14:editId="7D51B4C6">
+            <wp:extent cx="6645910" cy="1542415"/>
+            <wp:effectExtent l="0" t="0" r="2540" b="635"/>
+            <wp:docPr id="10" name="Рисунок 10"/>
+            <wp:cNvGraphicFramePr>
+              <a:graphicFrameLocks xmlns:a="http://schemas.openxmlformats.org/drawingml/2006/main" noChangeAspect="1"/>
+            </wp:cNvGraphicFramePr>
+            <a:graphic xmlns:a="http://schemas.openxmlformats.org/drawingml/2006/main">
+              <a:graphicData uri="http://schemas.openxmlformats.org/drawingml/2006/picture">
+                <pic:pic xmlns:pic="http://schemas.openxmlformats.org/drawingml/2006/picture">
+                  <pic:nvPicPr>
+                    <pic:cNvPr id="1" name=""/>
+                    <pic:cNvPicPr/>
+                  </pic:nvPicPr>
+                  <pic:blipFill>
+                    <a:blip r:embed="rId13"/>
+                    <a:stretch>
+                      <a:fillRect/>
+                    </a:stretch>
+                  </pic:blipFill>
+                  <pic:spPr>
+                    <a:xfrm>
+                      <a:off x="0" y="0"/>
+                      <a:ext cx="6645910" cy="1542415"/>
+                    </a:xfrm>
+                    <a:prstGeom prst="rect">
+                      <a:avLst/>
+                    </a:prstGeom>
+                  </pic:spPr>
+                </pic:pic>
+              </a:graphicData>
+            </a:graphic>
+          </wp:inline>
+        </w:drawing>
+      </w:r>
+    </w:p>
+    <w:p>
+      <w:pPr>
+        <w:spacing w:after="0"/>
+        <w:rPr>
+          <w:sz w:val="28"/>
+          <w:szCs w:val="28"/>
+          <w:lang w:val="uk-UA"/>
+        </w:rPr>
+      </w:pPr>
+      <w:r>
+        <w:rPr>
+          <w:sz w:val="28"/>
+          <w:szCs w:val="28"/>
+          <w:lang w:val="uk-UA"/>
+        </w:rPr>
+        <w:t xml:space="preserve">Перевірка </w:t>
+      </w:r>
+      <w:r>
+        <w:rPr>
+          <w:sz w:val="28"/>
+          <w:szCs w:val="28"/>
+          <w:lang w:val="uk-UA"/>
+        </w:rPr>
+        <w:t>пошуку</w:t>
+      </w:r>
+      <w:r>
+        <w:rPr>
+          <w:sz w:val="28"/>
+          <w:szCs w:val="28"/>
+          <w:lang w:val="uk-UA"/>
+        </w:rPr>
+        <w:t>:</w:t>
+      </w:r>
+    </w:p>
+    <w:p>
+      <w:pPr>
+        <w:spacing w:after="0"/>
+        <w:rPr>
+          <w:sz w:val="28"/>
+          <w:szCs w:val="28"/>
+          <w:lang w:val="uk-UA"/>
+        </w:rPr>
+      </w:pPr>
+      <w:r>
+        <w:rPr>
+          <w:noProof/>
+        </w:rPr>
+        <w:drawing>
+          <wp:inline distT="0" distB="0" distL="0" distR="0" wp14:anchorId="50B9E31A" wp14:editId="42DD4CB0">
+            <wp:extent cx="6645910" cy="871220"/>
+            <wp:effectExtent l="0" t="0" r="2540" b="5080"/>
+            <wp:docPr id="11" name="Рисунок 11"/>
+            <wp:cNvGraphicFramePr>
+              <a:graphicFrameLocks xmlns:a="http://schemas.openxmlformats.org/drawingml/2006/main" noChangeAspect="1"/>
+            </wp:cNvGraphicFramePr>
+            <a:graphic xmlns:a="http://schemas.openxmlformats.org/drawingml/2006/main">
+              <a:graphicData uri="http://schemas.openxmlformats.org/drawingml/2006/picture">
+                <pic:pic xmlns:pic="http://schemas.openxmlformats.org/drawingml/2006/picture">
+                  <pic:nvPicPr>
+                    <pic:cNvPr id="1" name=""/>
+                    <pic:cNvPicPr/>
+                  </pic:nvPicPr>
+                  <pic:blipFill>
+                    <a:blip r:embed="rId14"/>
+                    <a:stretch>
+                      <a:fillRect/>
+                    </a:stretch>
+                  </pic:blipFill>
+                  <pic:spPr>
+                    <a:xfrm>
+                      <a:off x="0" y="0"/>
+                      <a:ext cx="6645910" cy="871220"/>
+                    </a:xfrm>
+                    <a:prstGeom prst="rect">
+                      <a:avLst/>
+                    </a:prstGeom>
+                  </pic:spPr>
+                </pic:pic>
+              </a:graphicData>
+            </a:graphic>
+          </wp:inline>
+        </w:drawing>
+      </w:r>
+    </w:p>
+    <w:p>
+      <w:pPr>
+        <w:spacing w:after="0"/>
+        <w:rPr>
+          <w:sz w:val="28"/>
+          <w:szCs w:val="28"/>
+          <w:lang w:val="uk-UA"/>
+        </w:rPr>
+      </w:pPr>
+      <w:r>
+        <w:rPr>
+          <w:sz w:val="28"/>
+          <w:szCs w:val="28"/>
+          <w:lang w:val="uk-UA"/>
+        </w:rPr>
+        <w:t xml:space="preserve">Перевірка </w:t>
+      </w:r>
+      <w:r>
+        <w:rPr>
+          <w:sz w:val="28"/>
+          <w:szCs w:val="28"/>
+          <w:lang w:val="en-US"/>
+        </w:rPr>
+        <w:t>PATCH</w:t>
+      </w:r>
+      <w:r>
+        <w:rPr>
+          <w:sz w:val="28"/>
+          <w:szCs w:val="28"/>
+          <w:lang w:val="uk-UA"/>
+        </w:rPr>
+        <w:t>:</w:t>
+      </w:r>
+    </w:p>
+    <w:p>
+      <w:pPr>
+        <w:spacing w:after="0"/>
+        <w:rPr>
+          <w:sz w:val="28"/>
+          <w:szCs w:val="28"/>
+        </w:rPr>
+      </w:pPr>
+      <w:r>
+        <w:rPr>
+          <w:noProof/>
+        </w:rPr>
+        <w:drawing>
+          <wp:inline distT="0" distB="0" distL="0" distR="0" wp14:anchorId="1CCF3C91" wp14:editId="7EDB48AA">
+            <wp:extent cx="6645910" cy="1967865"/>
+            <wp:effectExtent l="0" t="0" r="2540" b="0"/>
+            <wp:docPr id="12" name="Рисунок 12"/>
+            <wp:cNvGraphicFramePr>
+              <a:graphicFrameLocks xmlns:a="http://schemas.openxmlformats.org/drawingml/2006/main" noChangeAspect="1"/>
+            </wp:cNvGraphicFramePr>
+            <a:graphic xmlns:a="http://schemas.openxmlformats.org/drawingml/2006/main">
+              <a:graphicData uri="http://schemas.openxmlformats.org/drawingml/2006/picture">
+                <pic:pic xmlns:pic="http://schemas.openxmlformats.org/drawingml/2006/picture">
+                  <pic:nvPicPr>
+                    <pic:cNvPr id="1" name=""/>
+                    <pic:cNvPicPr/>
+                  </pic:nvPicPr>
+                  <pic:blipFill>
+                    <a:blip r:embed="rId15"/>
+                    <a:stretch>
+                      <a:fillRect/>
+                    </a:stretch>
+                  </pic:blipFill>
+                  <pic:spPr>
+                    <a:xfrm>
+                      <a:off x="0" y="0"/>
+                      <a:ext cx="6645910" cy="1967865"/>
+                    </a:xfrm>
+                    <a:prstGeom prst="rect">
+                      <a:avLst/>
+                    </a:prstGeom>
+                  </pic:spPr>
+                </pic:pic>
+              </a:graphicData>
+            </a:graphic>
+          </wp:inline>
+        </w:drawing>
+      </w:r>
+    </w:p>
+    <w:p>
+      <w:pPr>
+        <w:spacing w:after="0"/>
+        <w:rPr>
+          <w:sz w:val="28"/>
+          <w:szCs w:val="28"/>
+          <w:lang w:val="uk-UA"/>
+        </w:rPr>
+      </w:pPr>
+      <w:r>
+        <w:rPr>
+          <w:sz w:val="28"/>
+          <w:szCs w:val="28"/>
+          <w:lang w:val="uk-UA"/>
+        </w:rPr>
+        <w:t xml:space="preserve">Перевірка </w:t>
+      </w:r>
+      <w:r>
+        <w:rPr>
+          <w:sz w:val="28"/>
+          <w:szCs w:val="28"/>
+          <w:lang w:val="uk-UA"/>
+        </w:rPr>
+        <w:t>404</w:t>
+      </w:r>
+      <w:r>
+        <w:rPr>
+          <w:sz w:val="28"/>
+          <w:szCs w:val="28"/>
+          <w:lang w:val="uk-UA"/>
+        </w:rPr>
+        <w:t>:</w:t>
+      </w:r>
+    </w:p>
+    <w:p>
+      <w:pPr>
+        <w:spacing w:after="0"/>
+        <w:rPr>
+          <w:sz w:val="28"/>
+          <w:szCs w:val="28"/>
+          <w:lang w:val="uk-UA"/>
+        </w:rPr>
+      </w:pPr>
+      <w:r>
+        <w:rPr>
+          <w:noProof/>
+        </w:rPr>
+        <w:drawing>
+          <wp:inline distT="0" distB="0" distL="0" distR="0" wp14:anchorId="4A41EBBC" wp14:editId="71AF12E7">
+            <wp:extent cx="6645910" cy="1532890"/>
+            <wp:effectExtent l="0" t="0" r="2540" b="0"/>
+            <wp:docPr id="13" name="Рисунок 13"/>
+            <wp:cNvGraphicFramePr>
+              <a:graphicFrameLocks xmlns:a="http://schemas.openxmlformats.org/drawingml/2006/main" noChangeAspect="1"/>
+            </wp:cNvGraphicFramePr>
+            <a:graphic xmlns:a="http://schemas.openxmlformats.org/drawingml/2006/main">
+              <a:graphicData uri="http://schemas.openxmlformats.org/drawingml/2006/picture">
+                <pic:pic xmlns:pic="http://schemas.openxmlformats.org/drawingml/2006/picture">
+                  <pic:nvPicPr>
+                    <pic:cNvPr id="1" name=""/>
+                    <pic:cNvPicPr/>
+                  </pic:nvPicPr>
+                  <pic:blipFill>
+                    <a:blip r:embed="rId16"/>
+                    <a:stretch>
+                      <a:fillRect/>
+                    </a:stretch>
+                  </pic:blipFill>
+                  <pic:spPr>
+                    <a:xfrm>
+                      <a:off x="0" y="0"/>
+                      <a:ext cx="6645910" cy="1532890"/>
+                    </a:xfrm>
+                    <a:prstGeom prst="rect">
+                      <a:avLst/>
+                    </a:prstGeom>
+                  </pic:spPr>
+                </pic:pic>
+              </a:graphicData>
+            </a:graphic>
+          </wp:inline>
+        </w:drawing>
+      </w:r>
+    </w:p>
+    <w:p>
+      <w:pPr>
+        <w:spacing w:after="0"/>
+        <w:rPr>
+          <w:sz w:val="28"/>
+          <w:szCs w:val="28"/>
+          <w:lang w:val="uk-UA"/>
+        </w:rPr>
+      </w:pPr>
+      <w:r>
+        <w:rPr>
+          <w:sz w:val="28"/>
+          <w:szCs w:val="28"/>
+          <w:lang w:val="uk-UA"/>
+        </w:rPr>
+        <w:t xml:space="preserve">Перевірка </w:t>
+      </w:r>
+      <w:r>
+        <w:rPr>
+          <w:sz w:val="28"/>
+          <w:szCs w:val="28"/>
+          <w:lang w:val="en-US"/>
+        </w:rPr>
+        <w:t>DELETE</w:t>
+      </w:r>
+      <w:r>
+        <w:rPr>
+          <w:sz w:val="28"/>
+          <w:szCs w:val="28"/>
+          <w:lang w:val="uk-UA"/>
+        </w:rPr>
+        <w:t>:</w:t>
+      </w:r>
+    </w:p>
+    <w:p>
+      <w:pPr>
+        <w:spacing w:after="0"/>
+        <w:rPr>
+          <w:sz w:val="28"/>
+          <w:szCs w:val="28"/>
+          <w:lang w:val="en-US"/>
+        </w:rPr>
+      </w:pPr>
+      <w:r>
+        <w:rPr>
+          <w:noProof/>
+        </w:rPr>
+        <w:drawing>
+          <wp:inline distT="0" distB="0" distL="0" distR="0" wp14:anchorId="174885C2" wp14:editId="390B7BB6">
+            <wp:extent cx="6645910" cy="939800"/>
+            <wp:effectExtent l="0" t="0" r="2540" b="0"/>
+            <wp:docPr id="14" name="Рисунок 14"/>
+            <wp:cNvGraphicFramePr>
+              <a:graphicFrameLocks xmlns:a="http://schemas.openxmlformats.org/drawingml/2006/main" noChangeAspect="1"/>
+            </wp:cNvGraphicFramePr>
+            <a:graphic xmlns:a="http://schemas.openxmlformats.org/drawingml/2006/main">
+              <a:graphicData uri="http://schemas.openxmlformats.org/drawingml/2006/picture">
+                <pic:pic xmlns:pic="http://schemas.openxmlformats.org/drawingml/2006/picture">
+                  <pic:nvPicPr>
+                    <pic:cNvPr id="1" name=""/>
+                    <pic:cNvPicPr/>
+                  </pic:nvPicPr>
+                  <pic:blipFill>
+                    <a:blip r:embed="rId17"/>
+                    <a:stretch>
+                      <a:fillRect/>
+                    </a:stretch>
+                  </pic:blipFill>
+                  <pic:spPr>
+                    <a:xfrm>
+                      <a:off x="0" y="0"/>
+                      <a:ext cx="6645910" cy="939800"/>
+                    </a:xfrm>
+                    <a:prstGeom prst="rect">
+                      <a:avLst/>
+                    </a:prstGeom>
+                  </pic:spPr>
+                </pic:pic>
+              </a:graphicData>
+            </a:graphic>
+          </wp:inline>
+        </w:drawing>
+      </w:r>
+    </w:p>
+    <w:p>
+      <w:pPr>
+        <w:spacing w:after="0"/>
+        <w:rPr>
+          <w:sz w:val="28"/>
+          <w:szCs w:val="28"/>
+          <w:lang w:val="en-US"/>
+        </w:rPr>
+      </w:pPr>
+    </w:p>
+    <w:p>
+      <w:pPr>
+        <w:rPr>
+          <w:sz w:val="28"/>
+          <w:szCs w:val="28"/>
+        </w:rPr>
+      </w:pPr>
+      <w:r>
+        <w:rPr>
+          <w:sz w:val="28"/>
+          <w:szCs w:val="28"/>
+        </w:rPr>
+        <w:br w:type="page"/>
+      </w:r>
+    </w:p>
+    <w:p>
+      <w:pPr>
+        <w:spacing w:after="0"/>
+        <w:rPr>
+          <w:sz w:val="28"/>
+          <w:szCs w:val="28"/>
+          <w:lang w:val="uk-UA"/>
+        </w:rPr>
+      </w:pPr>
+      <w:r>
+        <w:rPr>
+          <w:sz w:val="28"/>
+          <w:szCs w:val="28"/>
+        </w:rPr>
+        <w:lastRenderedPageBreak/>
+        <w:t>Ком</w:t>
+      </w:r>
+      <w:r>
+        <w:rPr>
+          <w:sz w:val="28"/>
+          <w:szCs w:val="28"/>
+          <w:lang w:val="uk-UA"/>
+        </w:rPr>
+        <w:t>іт:</w:t>
+      </w:r>
+    </w:p>
+    <w:p>
+      <w:pPr>
+        <w:spacing w:after="0"/>
+        <w:rPr>
+          <w:sz w:val="28"/>
+          <w:szCs w:val="28"/>
+          <w:lang w:val="uk-UA"/>
+        </w:rPr>
+      </w:pPr>
+      <w:r>
+        <w:rPr>
+          <w:noProof/>
+        </w:rPr>
+        <w:drawing>
+          <wp:inline distT="0" distB="0" distL="0" distR="0" wp14:anchorId="7576E09D" wp14:editId="04ADF7A6">
+            <wp:extent cx="5444602" cy="1725106"/>
+            <wp:effectExtent l="0" t="0" r="3810" b="8890"/>
+            <wp:docPr id="15" name="Рисунок 15"/>
+            <wp:cNvGraphicFramePr>
+              <a:graphicFrameLocks xmlns:a="http://schemas.openxmlformats.org/drawingml/2006/main" noChangeAspect="1"/>
+            </wp:cNvGraphicFramePr>
+            <a:graphic xmlns:a="http://schemas.openxmlformats.org/drawingml/2006/main">
+              <a:graphicData uri="http://schemas.openxmlformats.org/drawingml/2006/picture">
+                <pic:pic xmlns:pic="http://schemas.openxmlformats.org/drawingml/2006/picture">
+                  <pic:nvPicPr>
+                    <pic:cNvPr id="1" name=""/>
+                    <pic:cNvPicPr/>
+                  </pic:nvPicPr>
+                  <pic:blipFill>
+                    <a:blip r:embed="rId18"/>
+                    <a:stretch>
+                      <a:fillRect/>
+                    </a:stretch>
+                  </pic:blipFill>
+                  <pic:spPr>
+                    <a:xfrm>
+                      <a:off x="0" y="0"/>
+                      <a:ext cx="5454063" cy="1728104"/>
+                    </a:xfrm>
+                    <a:prstGeom prst="rect">
+                      <a:avLst/>
+                    </a:prstGeom>
+                  </pic:spPr>
+                </pic:pic>
+              </a:graphicData>
+            </a:graphic>
+          </wp:inline>
+        </w:drawing>
+      </w:r>
+    </w:p>
+    <w:p>
+      <w:pPr>
+        <w:spacing w:after="0"/>
+        <w:rPr>
+          <w:sz w:val="28"/>
+          <w:szCs w:val="28"/>
+          <w:lang w:val="uk-UA"/>
+        </w:rPr>
+      </w:pPr>
+    </w:p>
+    <w:p>
+      <w:pPr>
+        <w:spacing w:after="0"/>
+        <w:rPr>
+          <w:sz w:val="28"/>
+          <w:szCs w:val="28"/>
+          <w:lang w:val="uk-UA"/>
+        </w:rPr>
+      </w:pPr>
+      <w:r>
+        <w:rPr>
+          <w:sz w:val="28"/>
+          <w:szCs w:val="28"/>
+          <w:lang w:val="uk-UA"/>
+        </w:rPr>
+        <w:t>Висновок: Була проведена робота над реалізацією</w:t>
+      </w:r>
+      <w:r>
+        <w:rPr>
+          <w:sz w:val="28"/>
+          <w:szCs w:val="28"/>
+          <w:lang w:val="uk-UA"/>
+        </w:rPr>
+        <w:t xml:space="preserve"> повноцінн</w:t>
+      </w:r>
+      <w:r>
+        <w:rPr>
+          <w:sz w:val="28"/>
+          <w:szCs w:val="28"/>
+          <w:lang w:val="uk-UA"/>
+        </w:rPr>
+        <w:t>ого</w:t>
+      </w:r>
+      <w:r>
+        <w:rPr>
+          <w:sz w:val="28"/>
+          <w:szCs w:val="28"/>
+          <w:lang w:val="uk-UA"/>
+        </w:rPr>
+        <w:t xml:space="preserve"> CRUD API на Nest.js — операції створення, читання, оновлення та видалення задач із використанням сервісів, ін'єкції </w:t>
+      </w:r>
+      <w:proofErr w:type="spellStart"/>
+      <w:r>
+        <w:rPr>
+          <w:sz w:val="28"/>
+          <w:szCs w:val="28"/>
+          <w:lang w:val="uk-UA"/>
+        </w:rPr>
+        <w:t>залежностей</w:t>
+      </w:r>
+      <w:proofErr w:type="spellEnd"/>
+      <w:r>
+        <w:rPr>
+          <w:sz w:val="28"/>
+          <w:szCs w:val="28"/>
+          <w:lang w:val="uk-UA"/>
+        </w:rPr>
+        <w:t xml:space="preserve">, DTO та </w:t>
+      </w:r>
+      <w:proofErr w:type="spellStart"/>
+      <w:r>
+        <w:rPr>
+          <w:sz w:val="28"/>
+          <w:szCs w:val="28"/>
+          <w:lang w:val="uk-UA"/>
+        </w:rPr>
+        <w:t>валідації</w:t>
+      </w:r>
+      <w:proofErr w:type="spellEnd"/>
+      <w:r>
+        <w:rPr>
+          <w:sz w:val="28"/>
+          <w:szCs w:val="28"/>
+          <w:lang w:val="uk-UA"/>
+        </w:rPr>
+        <w:t xml:space="preserve"> вхідних даних.</w:t>
+      </w:r>
+    </w:p>
+    <w:p>
+      <w:pPr>
+        <w:spacing w:after="0"/>
+        <w:rPr>
+          <w:sz w:val="28"/>
+          <w:szCs w:val="28"/>
+          <w:lang w:val="uk-UA"/>
         </w:rPr>
       </w:pPr>
     </w:p>
